--- a/docs/reference/2026-jun-aug/13-feature-inventory.md.docx
+++ b/docs/reference/2026-jun-aug/13-feature-inventory.md.docx
@@ -7,7 +7,7 @@
         <w:pStyle w:val="Heading1"/>
         <w:rPr/>
       </w:pPr>
-      <w:bookmarkStart w:colFirst="0" w:colLast="0" w:name="_tdoupgeqouf1" w:id="0"/>
+      <w:bookmarkStart w:colFirst="0" w:colLast="0" w:name="_ta8wnw4t3jnq" w:id="0"/>
       <w:bookmarkEnd w:id="0"/>
       <w:r>
         <w:rPr>
@@ -46,7 +46,7 @@
         <w:pStyle w:val="Heading2"/>
         <w:rPr/>
       </w:pPr>
-      <w:bookmarkStart w:colFirst="0" w:colLast="0" w:name="_hhxtzo8mi0m2" w:id="1"/>
+      <w:bookmarkStart w:colFirst="0" w:colLast="0" w:name="_uanz4u4i8uq9" w:id="1"/>
       <w:bookmarkEnd w:id="1"/>
       <w:r>
         <w:rPr>
@@ -786,7 +786,7 @@
         <w:pStyle w:val="Heading2"/>
         <w:rPr/>
       </w:pPr>
-      <w:bookmarkStart w:colFirst="0" w:colLast="0" w:name="_hctntnhsrmlg" w:id="2"/>
+      <w:bookmarkStart w:colFirst="0" w:colLast="0" w:name="_6i957g34ykft" w:id="2"/>
       <w:bookmarkEnd w:id="2"/>
       <w:r>
         <w:rPr>
@@ -1426,7 +1426,7 @@
         <w:pStyle w:val="Heading2"/>
         <w:rPr/>
       </w:pPr>
-      <w:bookmarkStart w:colFirst="0" w:colLast="0" w:name="_qk3bju4rlw3q" w:id="3"/>
+      <w:bookmarkStart w:colFirst="0" w:colLast="0" w:name="_vagnpkjxg4o" w:id="3"/>
       <w:bookmarkEnd w:id="3"/>
       <w:r>
         <w:rPr>
@@ -1478,6 +1478,7 @@
           <w:numId w:val="1"/>
         </w:numPr>
         <w:ind w:left="720" w:hanging="360"/>
+        <w:rPr/>
       </w:pPr>
       <w:r>
         <w:rPr>
@@ -1493,6 +1494,7 @@
           <w:numId w:val="1"/>
         </w:numPr>
         <w:ind w:left="720" w:hanging="360"/>
+        <w:rPr/>
       </w:pPr>
       <w:r>
         <w:rPr>
@@ -1508,6 +1510,7 @@
           <w:numId w:val="1"/>
         </w:numPr>
         <w:ind w:left="720" w:hanging="360"/>
+        <w:rPr/>
       </w:pPr>
       <w:r>
         <w:rPr>
@@ -1523,6 +1526,7 @@
           <w:numId w:val="1"/>
         </w:numPr>
         <w:ind w:left="720" w:hanging="360"/>
+        <w:rPr/>
       </w:pPr>
       <w:r>
         <w:rPr>
@@ -1550,7 +1554,7 @@
         <w:pStyle w:val="Heading2"/>
         <w:rPr/>
       </w:pPr>
-      <w:bookmarkStart w:colFirst="0" w:colLast="0" w:name="_7vu6xnvd7f74" w:id="4"/>
+      <w:bookmarkStart w:colFirst="0" w:colLast="0" w:name="_6qgw9b35o0xy" w:id="4"/>
       <w:bookmarkEnd w:id="4"/>
       <w:r>
         <w:rPr>
@@ -2386,7 +2390,7 @@
         <w:pStyle w:val="Heading2"/>
         <w:rPr/>
       </w:pPr>
-      <w:bookmarkStart w:colFirst="0" w:colLast="0" w:name="_wqez9c97h70w" w:id="5"/>
+      <w:bookmarkStart w:colFirst="0" w:colLast="0" w:name="_foev5zw9ptm7" w:id="5"/>
       <w:bookmarkEnd w:id="5"/>
       <w:r>
         <w:rPr>
@@ -2402,6 +2406,7 @@
           <w:numId w:val="1"/>
         </w:numPr>
         <w:ind w:left="720" w:hanging="360"/>
+        <w:rPr/>
       </w:pPr>
       <w:r>
         <w:rPr>
@@ -2417,6 +2422,7 @@
           <w:numId w:val="1"/>
         </w:numPr>
         <w:ind w:left="720" w:hanging="360"/>
+        <w:rPr/>
       </w:pPr>
       <w:r>
         <w:rPr>
@@ -2460,6 +2466,7 @@
           <w:numId w:val="1"/>
         </w:numPr>
         <w:ind w:left="720" w:hanging="360"/>
+        <w:rPr/>
       </w:pPr>
       <w:r>
         <w:rPr>
@@ -2514,7 +2521,7 @@
         <w:pStyle w:val="Heading2"/>
         <w:rPr/>
       </w:pPr>
-      <w:bookmarkStart w:colFirst="0" w:colLast="0" w:name="_sgxvf3ysxe1m" w:id="6"/>
+      <w:bookmarkStart w:colFirst="0" w:colLast="0" w:name="_hcexmbcigkn1" w:id="6"/>
       <w:bookmarkEnd w:id="6"/>
       <w:r>
         <w:rPr>
@@ -2700,7 +2707,7 @@
         <w:pStyle w:val="Heading2"/>
         <w:rPr/>
       </w:pPr>
-      <w:bookmarkStart w:colFirst="0" w:colLast="0" w:name="_70hf9jgcom7b" w:id="7"/>
+      <w:bookmarkStart w:colFirst="0" w:colLast="0" w:name="_92dv2jlqgeqx" w:id="7"/>
       <w:bookmarkEnd w:id="7"/>
       <w:r>
         <w:rPr>
@@ -2725,7 +2732,7 @@
         <w:pStyle w:val="Heading2"/>
         <w:rPr/>
       </w:pPr>
-      <w:bookmarkStart w:colFirst="0" w:colLast="0" w:name="_6m2vnmmabdcy" w:id="8"/>
+      <w:bookmarkStart w:colFirst="0" w:colLast="0" w:name="_39ot2a2eumfb" w:id="8"/>
       <w:bookmarkEnd w:id="8"/>
       <w:r>
         <w:rPr>
@@ -2741,6 +2748,7 @@
           <w:numId w:val="1"/>
         </w:numPr>
         <w:ind w:left="720" w:hanging="360"/>
+        <w:rPr/>
       </w:pPr>
       <w:r>
         <w:rPr>
@@ -2763,6 +2771,7 @@
           <w:numId w:val="1"/>
         </w:numPr>
         <w:ind w:left="720" w:hanging="360"/>
+        <w:rPr/>
       </w:pPr>
       <w:r>
         <w:rPr>
@@ -2799,6 +2808,7 @@
           <w:numId w:val="1"/>
         </w:numPr>
         <w:ind w:left="720" w:hanging="360"/>
+        <w:rPr/>
       </w:pPr>
       <w:r>
         <w:rPr>
@@ -2821,6 +2831,7 @@
           <w:numId w:val="1"/>
         </w:numPr>
         <w:ind w:left="720" w:hanging="360"/>
+        <w:rPr/>
       </w:pPr>
       <w:r>
         <w:rPr>
@@ -2843,6 +2854,7 @@
           <w:numId w:val="1"/>
         </w:numPr>
         <w:ind w:left="720" w:hanging="360"/>
+        <w:rPr/>
       </w:pPr>
       <w:r>
         <w:rPr>
@@ -2865,6 +2877,7 @@
           <w:numId w:val="1"/>
         </w:numPr>
         <w:ind w:left="720" w:hanging="360"/>
+        <w:rPr/>
       </w:pPr>
       <w:r>
         <w:rPr>
